--- a/services/admin-backend/styles/基础风格.docx
+++ b/services/admin-backend/styles/基础风格.docx
@@ -5,48 +5,18 @@
     <w:p>
       <w:pPr>
         <w:pBdr>
-          <w:bottom w:val="none" w:color="E74C3C" w:sz="48" w:space="1"/>
+          <w:bottom w:val="none" w:color="E74C3C" w:sz="0" w:space="1"/>
         </w:pBdr>
         <w:spacing w:before="0" w:after="400"/>
       </w:pPr>
     </w:p>
     <w:p>
       <w:pPr>
-        <w:pStyle w:val="2"/>
-        <w:jc w:val="center"/>
-      </w:pPr>
-      <w:r>
-        <w:rPr>
-          <w:b/>
-          <w:bCs/>
-          <w:color w:val="2C3E50"/>
-          <w:sz w:val="50"/>
-          <w:szCs w:val="50"/>
-        </w:rPr>
-        <w:t>为什么你越来越</w:t>
-      </w:r>
-    </w:p>
-    <w:p>
-      <w:pPr>
-        <w:spacing w:before="120" w:after="200"/>
-        <w:jc w:val="center"/>
-      </w:pPr>
-      <w:r>
-        <w:rPr>
-          <w:b/>
-          <w:bCs/>
-          <w:color w:val="2C3E50"/>
-          <w:sz w:val="42"/>
-          <w:szCs w:val="42"/>
-        </w:rPr>
-        <w:t>不想发朋友圈了</w:t>
-      </w:r>
-    </w:p>
-    <w:p>
-      <w:pPr>
         <w:spacing w:before="80" w:after="400"/>
         <w:jc w:val="center"/>
       </w:pPr>
+      <w:bookmarkStart w:id="0" w:name="_GoBack"/>
+      <w:bookmarkEnd w:id="0"/>
       <w:r>
         <w:rPr>
           <w:b/>
@@ -106,22 +76,6 @@
     </w:p>
     <w:p>
       <w:pPr>
-        <w:spacing w:before="80" w:after="280"/>
-        <w:jc w:val="center"/>
-      </w:pPr>
-      <w:r>
-        <w:rPr>
-          <w:i/>
-          <w:iCs/>
-          <w:color w:val="95A5A6"/>
-          <w:sz w:val="20"/>
-          <w:szCs w:val="20"/>
-        </w:rPr>
-        <w:t>▲ 成年人的沉默，从朋友圈开始</w:t>
-      </w:r>
-    </w:p>
-    <w:p>
-      <w:pPr>
         <w:spacing w:before="400" w:after="400"/>
         <w:jc w:val="center"/>
       </w:pPr>
@@ -131,25 +85,7 @@
           <w:sz w:val="22"/>
           <w:szCs w:val="22"/>
         </w:rPr>
-        <w:t>——  ◆  ——</w:t>
-      </w:r>
-    </w:p>
-    <w:p>
-      <w:pPr>
-        <w:pBdr>
-          <w:left w:val="none" w:color="E74C3C" w:sz="28" w:space="10"/>
-        </w:pBdr>
-        <w:shd w:val="clear" w:fill="F8F9FA"/>
-        <w:spacing w:before="200" w:after="320" w:line="400" w:lineRule="auto"/>
-        <w:ind w:left="240"/>
-      </w:pPr>
-      <w:r>
-        <w:rPr>
-          <w:color w:val="5D6D7E"/>
-          <w:sz w:val="26"/>
-          <w:szCs w:val="26"/>
-        </w:rPr>
-        <w:t>你有没有发现，身边越来越多的人不再发朋友圈了？曾经一天发好几条的人，现在点进去只有「三天可见」。不是没生活，而是不想发了。</w:t>
+        <w:t>————</w:t>
       </w:r>
     </w:p>
     <w:p>
@@ -175,10 +111,10 @@
     <w:p>
       <w:pPr>
         <w:pBdr>
-          <w:top w:val="none" w:color="ECF0F1" w:sz="4" w:space="1"/>
-          <w:left w:val="none" w:color="E74C3C" w:sz="28" w:space="10"/>
-          <w:bottom w:val="none" w:color="ECF0F1" w:sz="4" w:space="1"/>
-          <w:right w:val="none" w:color="ECF0F1" w:sz="4" w:space="1"/>
+          <w:top w:val="none" w:color="ECF0F1" w:sz="0" w:space="1"/>
+          <w:left w:val="none" w:color="E74C3C" w:sz="0" w:space="10"/>
+          <w:bottom w:val="none" w:color="ECF0F1" w:sz="0" w:space="1"/>
+          <w:right w:val="none" w:color="ECF0F1" w:sz="0" w:space="1"/>
         </w:pBdr>
         <w:shd w:val="clear" w:fill="F8F9FA"/>
         <w:spacing w:before="240" w:after="240"/>
@@ -186,14 +122,6 @@
       </w:pPr>
       <w:r>
         <w:rPr>
-          <w:color w:val="E74C3C"/>
-          <w:sz w:val="24"/>
-          <w:szCs w:val="24"/>
-        </w:rPr>
-        <w:t xml:space="preserve">✦ </w:t>
-      </w:r>
-      <w:r>
-        <w:rPr>
           <w:color w:val="2C3E50"/>
           <w:sz w:val="24"/>
           <w:szCs w:val="24"/>
@@ -212,38 +140,27 @@
           <w:sz w:val="22"/>
           <w:szCs w:val="22"/>
         </w:rPr>
-        <w:t>——  ◆  ——</w:t>
+        <w:t>————</w:t>
       </w:r>
     </w:p>
     <w:p>
       <w:pPr>
         <w:spacing w:before="480" w:after="80"/>
-      </w:pPr>
-      <w:r>
         <w:rPr>
           <w:b/>
           <w:bCs/>
           <w:color w:val="E74C3C"/>
-          <w:sz w:val="48"/>
-          <w:szCs w:val="48"/>
-        </w:rPr>
-        <w:t>01</w:t>
-      </w:r>
-      <w:r>
-        <w:rPr>
-          <w:color w:val="ECF0F1"/>
           <w:sz w:val="32"/>
           <w:szCs w:val="32"/>
         </w:rPr>
-        <w:t xml:space="preserve"> / </w:t>
-      </w:r>
+      </w:pPr>
       <w:r>
         <w:rPr>
           <w:b/>
           <w:bCs/>
-          <w:color w:val="2C3E50"/>
-          <w:sz w:val="28"/>
-          <w:szCs w:val="28"/>
+          <w:color w:val="E74C3C"/>
+          <w:sz w:val="32"/>
+          <w:szCs w:val="32"/>
         </w:rPr>
         <w:t>分组太麻烦，发什么都不对</w:t>
       </w:r>
@@ -251,7 +168,7 @@
     <w:p>
       <w:pPr>
         <w:pBdr>
-          <w:bottom w:val="none" w:color="ECF0F1" w:sz="4" w:space="1"/>
+          <w:bottom w:val="none" w:color="ECF0F1" w:sz="0" w:space="1"/>
         </w:pBdr>
         <w:spacing w:before="80" w:after="240"/>
       </w:pPr>
@@ -296,22 +213,15 @@
     <w:p>
       <w:pPr>
         <w:pBdr>
-          <w:top w:val="none" w:color="FADBD8" w:sz="4" w:space="1"/>
-          <w:left w:val="none" w:color="E74C3C" w:sz="28" w:space="10"/>
-          <w:bottom w:val="none" w:color="FADBD8" w:sz="4" w:space="1"/>
-          <w:right w:val="none" w:color="FADBD8" w:sz="4" w:space="1"/>
+          <w:top w:val="none" w:color="FADBD8" w:sz="0" w:space="1"/>
+          <w:left w:val="none" w:color="E74C3C" w:sz="0" w:space="10"/>
+          <w:bottom w:val="none" w:color="FADBD8" w:sz="0" w:space="1"/>
+          <w:right w:val="none" w:color="FADBD8" w:sz="0" w:space="1"/>
         </w:pBdr>
         <w:shd w:val="clear" w:fill="FDF2E9"/>
         <w:spacing w:before="240" w:after="240"/>
         <w:ind w:left="240" w:right="200"/>
       </w:pPr>
-      <w:r>
-        <w:rPr>
-          <w:sz w:val="24"/>
-          <w:szCs w:val="24"/>
-        </w:rPr>
-        <w:t xml:space="preserve">⚠️ </w:t>
-      </w:r>
       <w:r>
         <w:rPr>
           <w:b/>
@@ -334,38 +244,27 @@
           <w:sz w:val="22"/>
           <w:szCs w:val="22"/>
         </w:rPr>
-        <w:t>——  ◆  ——</w:t>
+        <w:t>————</w:t>
       </w:r>
     </w:p>
     <w:p>
       <w:pPr>
         <w:spacing w:before="480" w:after="80"/>
-      </w:pPr>
-      <w:r>
         <w:rPr>
           <w:b/>
           <w:bCs/>
           <w:color w:val="E74C3C"/>
-          <w:sz w:val="48"/>
-          <w:szCs w:val="48"/>
-        </w:rPr>
-        <w:t>02</w:t>
-      </w:r>
-      <w:r>
-        <w:rPr>
-          <w:color w:val="ECF0F1"/>
           <w:sz w:val="32"/>
           <w:szCs w:val="32"/>
         </w:rPr>
-        <w:t xml:space="preserve"> / </w:t>
-      </w:r>
+      </w:pPr>
       <w:r>
         <w:rPr>
           <w:b/>
           <w:bCs/>
-          <w:color w:val="2C3E50"/>
-          <w:sz w:val="28"/>
-          <w:szCs w:val="28"/>
+          <w:color w:val="E74C3C"/>
+          <w:sz w:val="32"/>
+          <w:szCs w:val="32"/>
         </w:rPr>
         <w:t>点赞之交，不如不交</w:t>
       </w:r>
@@ -373,7 +272,7 @@
     <w:p>
       <w:pPr>
         <w:pBdr>
-          <w:bottom w:val="none" w:color="ECF0F1" w:sz="4" w:space="1"/>
+          <w:bottom w:val="none" w:color="ECF0F1" w:sz="0" w:space="1"/>
         </w:pBdr>
         <w:spacing w:before="80" w:after="240"/>
       </w:pPr>
@@ -392,207 +291,97 @@
     </w:p>
     <w:p>
       <w:pPr>
-        <w:spacing w:before="200" w:after="200" w:line="400" w:lineRule="auto"/>
-      </w:pPr>
-      <w:r>
+        <w:spacing w:before="400" w:after="400"/>
+        <w:jc w:val="center"/>
+      </w:pPr>
+      <w:r>
+        <w:rPr>
+          <w:color w:val="E74C3C"/>
+          <w:sz w:val="22"/>
+          <w:szCs w:val="22"/>
+        </w:rPr>
+        <w:t>————</w:t>
+      </w:r>
+    </w:p>
+    <w:p>
+      <w:pPr>
+        <w:spacing w:before="480" w:after="80"/>
         <w:rPr>
           <w:b/>
           <w:bCs/>
           <w:color w:val="E74C3C"/>
-        </w:rPr>
-        <w:t>点赞之交，不如不交。</w:t>
-      </w:r>
-    </w:p>
-    <w:p>
-      <w:pPr>
-        <w:pBdr>
-          <w:left w:val="none" w:color="E74C3C" w:sz="36" w:space="12"/>
-        </w:pBdr>
-        <w:shd w:val="clear" w:fill="F4F6F7"/>
-        <w:spacing w:before="280" w:after="80"/>
-        <w:ind w:left="280" w:right="200"/>
-      </w:pPr>
-      <w:r>
-        <w:rPr>
-          <w:rFonts w:ascii="Georgia" w:hAnsi="Georgia" w:eastAsia="Georgia" w:cs="Georgia"/>
+          <w:sz w:val="32"/>
+          <w:szCs w:val="32"/>
+        </w:rPr>
+      </w:pPr>
+      <w:r>
+        <w:rPr>
           <w:b/>
           <w:bCs/>
           <w:color w:val="E74C3C"/>
-          <w:sz w:val="52"/>
-          <w:szCs w:val="52"/>
-        </w:rPr>
-        <w:t>"</w:t>
-      </w:r>
-      <w:r>
-        <w:rPr>
-          <w:i/>
-          <w:iCs/>
-          <w:color w:val="5D6D7E"/>
+          <w:sz w:val="32"/>
+          <w:szCs w:val="32"/>
+        </w:rPr>
+        <w:t>生活是自己的，不需要观众</w:t>
+      </w:r>
+    </w:p>
+    <w:p>
+      <w:pPr>
+        <w:pBdr>
+          <w:bottom w:val="none" w:color="ECF0F1" w:sz="0" w:space="1"/>
+        </w:pBdr>
+        <w:spacing w:before="80" w:after="240"/>
+      </w:pPr>
+    </w:p>
+    <w:p>
+      <w:pPr>
+        <w:spacing w:before="200" w:after="200" w:line="400" w:lineRule="auto"/>
+      </w:pPr>
+      <w:r>
+        <w:rPr>
           <w:sz w:val="24"/>
           <w:szCs w:val="24"/>
         </w:rPr>
-        <w:t>真正关心你的人，不需要通过朋友圈了解你。</w:t>
-      </w:r>
-    </w:p>
-    <w:p>
-      <w:pPr>
-        <w:pBdr>
-          <w:left w:val="none" w:color="E74C3C" w:sz="36" w:space="12"/>
-        </w:pBdr>
-        <w:shd w:val="clear" w:fill="F4F6F7"/>
-        <w:spacing w:after="280"/>
-        <w:ind w:left="280" w:right="200"/>
-        <w:jc w:val="right"/>
-      </w:pPr>
-      <w:r>
-        <w:rPr>
-          <w:color w:val="95A5A6"/>
-          <w:sz w:val="22"/>
-          <w:szCs w:val="22"/>
-        </w:rPr>
-        <w:t>—— 生活感悟</w:t>
-      </w:r>
-    </w:p>
-    <w:p>
-      <w:pPr>
-        <w:pBdr>
-          <w:top w:val="none" w:color="ECF0F1" w:sz="4" w:space="1"/>
-          <w:left w:val="none" w:color="E74C3C" w:sz="28" w:space="10"/>
-          <w:bottom w:val="none" w:color="ECF0F1" w:sz="4" w:space="1"/>
-          <w:right w:val="none" w:color="ECF0F1" w:sz="4" w:space="1"/>
-        </w:pBdr>
-        <w:shd w:val="clear" w:fill="F8F9FA"/>
-        <w:spacing w:before="240" w:after="240"/>
-        <w:ind w:left="240" w:right="200"/>
-      </w:pPr>
-      <w:r>
-        <w:rPr>
-          <w:color w:val="E74C3C"/>
+        <w:t xml:space="preserve"> matured不是变得冷漠，而是明白了：</w:t>
+      </w:r>
+    </w:p>
+    <w:p>
+      <w:pPr>
+        <w:spacing w:before="200" w:after="200" w:line="400" w:lineRule="auto"/>
+      </w:pPr>
+      <w:r>
+        <w:rPr>
+          <w:b/>
+          <w:bCs/>
+          <w:color w:val="E74C3C"/>
+        </w:rPr>
+        <w:t>生活是自己的，不需要观众。</w:t>
+      </w:r>
+    </w:p>
+    <w:p>
+      <w:pPr>
+        <w:spacing w:before="200" w:after="200" w:line="400" w:lineRule="auto"/>
+      </w:pPr>
+      <w:r>
+        <w:rPr>
           <w:sz w:val="24"/>
           <w:szCs w:val="24"/>
         </w:rPr>
-        <w:t xml:space="preserve">✦ </w:t>
-      </w:r>
-      <w:r>
-        <w:rPr>
-          <w:color w:val="2C3E50"/>
-          <w:sz w:val="24"/>
-          <w:szCs w:val="24"/>
-        </w:rPr>
-        <w:t>与其在朋友圈寻求存在感，不如在现实中经营真正的关系。</w:t>
-      </w:r>
-    </w:p>
-    <w:p>
-      <w:pPr>
-        <w:spacing w:before="400" w:after="400"/>
-        <w:jc w:val="center"/>
-      </w:pPr>
-      <w:r>
-        <w:rPr>
-          <w:color w:val="E74C3C"/>
-          <w:sz w:val="22"/>
-          <w:szCs w:val="22"/>
-        </w:rPr>
-        <w:t>——  ◆  ——</w:t>
-      </w:r>
-    </w:p>
-    <w:p>
-      <w:pPr>
-        <w:spacing w:before="480" w:after="80"/>
-      </w:pPr>
-      <w:r>
-        <w:rPr>
-          <w:b/>
-          <w:bCs/>
-          <w:color w:val="E74C3C"/>
-          <w:sz w:val="48"/>
-          <w:szCs w:val="48"/>
-        </w:rPr>
-        <w:t>03</w:t>
-      </w:r>
-      <w:r>
-        <w:rPr>
-          <w:color w:val="ECF0F1"/>
-          <w:sz w:val="32"/>
-          <w:szCs w:val="32"/>
-        </w:rPr>
-        <w:t xml:space="preserve"> / </w:t>
-      </w:r>
-      <w:r>
-        <w:rPr>
-          <w:b/>
-          <w:bCs/>
-          <w:color w:val="2C3E50"/>
-          <w:sz w:val="28"/>
-          <w:szCs w:val="28"/>
-        </w:rPr>
-        <w:t>生活是自己的，不需要观众</w:t>
+        <w:t>好吃的饭，自己享受就好；好看的风景，记在眼里就好；开心的事，放在心里就好。</w:t>
       </w:r>
     </w:p>
     <w:p>
       <w:pPr>
         <w:pBdr>
-          <w:bottom w:val="none" w:color="ECF0F1" w:sz="4" w:space="1"/>
-        </w:pBdr>
-        <w:spacing w:before="80" w:after="240"/>
-      </w:pPr>
-    </w:p>
-    <w:p>
-      <w:pPr>
-        <w:spacing w:before="200" w:after="200" w:line="400" w:lineRule="auto"/>
-      </w:pPr>
-      <w:r>
-        <w:rPr>
-          <w:sz w:val="24"/>
-          <w:szCs w:val="24"/>
-        </w:rPr>
-        <w:t xml:space="preserve"> matured不是变得冷漠，而是明白了：</w:t>
-      </w:r>
-    </w:p>
-    <w:p>
-      <w:pPr>
-        <w:spacing w:before="200" w:after="200" w:line="400" w:lineRule="auto"/>
-      </w:pPr>
-      <w:r>
-        <w:rPr>
-          <w:b/>
-          <w:bCs/>
-          <w:color w:val="E74C3C"/>
-        </w:rPr>
-        <w:t>生活是自己的，不需要观众。</w:t>
-      </w:r>
-    </w:p>
-    <w:p>
-      <w:pPr>
-        <w:spacing w:before="200" w:after="200" w:line="400" w:lineRule="auto"/>
-      </w:pPr>
-      <w:r>
-        <w:rPr>
-          <w:sz w:val="24"/>
-          <w:szCs w:val="24"/>
-        </w:rPr>
-        <w:t>好吃的饭，自己享受就好；好看的风景，记在眼里就好；开心的事，放在心里就好。</w:t>
-      </w:r>
-    </w:p>
-    <w:p>
-      <w:pPr>
-        <w:pBdr>
-          <w:top w:val="none" w:color="D6EAF8" w:sz="4" w:space="1"/>
-          <w:left w:val="none" w:color="3498DB" w:sz="28" w:space="10"/>
-          <w:bottom w:val="none" w:color="D6EAF8" w:sz="4" w:space="1"/>
-          <w:right w:val="none" w:color="D6EAF8" w:sz="4" w:space="1"/>
+          <w:top w:val="none" w:color="D6EAF8" w:sz="0" w:space="1"/>
+          <w:left w:val="none" w:color="3498DB" w:sz="0" w:space="10"/>
+          <w:bottom w:val="none" w:color="D6EAF8" w:sz="0" w:space="1"/>
+          <w:right w:val="none" w:color="D6EAF8" w:sz="0" w:space="1"/>
         </w:pBdr>
         <w:shd w:val="clear" w:fill="EBF5FB"/>
         <w:spacing w:before="240" w:after="240"/>
         <w:ind w:left="240" w:right="200"/>
       </w:pPr>
-      <w:r>
-        <w:rPr>
-          <w:sz w:val="24"/>
-          <w:szCs w:val="24"/>
-        </w:rPr>
-        <w:t xml:space="preserve">💡 </w:t>
-      </w:r>
       <w:r>
         <w:rPr>
           <w:b/>
@@ -615,115 +404,14 @@
           <w:sz w:val="22"/>
           <w:szCs w:val="22"/>
         </w:rPr>
-        <w:t>——  ◆  ——</w:t>
-      </w:r>
-    </w:p>
-    <w:p>
-      <w:pPr>
-        <w:spacing w:before="480" w:after="80"/>
-      </w:pPr>
-      <w:r>
-        <w:rPr>
-          <w:b/>
-          <w:bCs/>
-          <w:color w:val="E74C3C"/>
-          <w:sz w:val="48"/>
-          <w:szCs w:val="48"/>
-        </w:rPr>
-        <w:t>04</w:t>
-      </w:r>
-      <w:r>
-        <w:rPr>
-          <w:color w:val="ECF0F1"/>
-          <w:sz w:val="32"/>
-          <w:szCs w:val="32"/>
-        </w:rPr>
-        <w:t xml:space="preserve"> / </w:t>
-      </w:r>
-      <w:r>
-        <w:rPr>
-          <w:b/>
-          <w:bCs/>
-          <w:color w:val="2C3E50"/>
-          <w:sz w:val="28"/>
-          <w:szCs w:val="28"/>
-        </w:rPr>
-        <w:t>写在最后</w:t>
-      </w:r>
-    </w:p>
-    <w:p>
-      <w:pPr>
-        <w:pBdr>
-          <w:bottom w:val="none" w:color="ECF0F1" w:sz="4" w:space="1"/>
-        </w:pBdr>
-        <w:spacing w:before="80" w:after="240"/>
-      </w:pPr>
-    </w:p>
-    <w:p>
-      <w:pPr>
-        <w:spacing w:before="200" w:after="200" w:line="400" w:lineRule="auto"/>
-      </w:pPr>
-      <w:r>
-        <w:rPr>
-          <w:sz w:val="24"/>
-          <w:szCs w:val="24"/>
-        </w:rPr>
-        <w:t>朋友圈发或不发，都没有对错。重要的是，你在过自己想要的生活。</w:t>
-      </w:r>
-    </w:p>
-    <w:p>
-      <w:pPr>
-        <w:spacing w:before="200" w:after="200" w:line="400" w:lineRule="auto"/>
-      </w:pPr>
-      <w:r>
-        <w:rPr>
-          <w:sz w:val="24"/>
-          <w:szCs w:val="24"/>
-        </w:rPr>
-        <w:t>发的人，在记录生活；不发的人，在享受生活。</w:t>
-      </w:r>
-    </w:p>
-    <w:p>
-      <w:pPr>
-        <w:pBdr>
-          <w:left w:val="none" w:color="E74C3C" w:sz="28" w:space="10"/>
-        </w:pBdr>
-        <w:shd w:val="clear" w:fill="F8F9FA"/>
-        <w:spacing w:before="240" w:after="200" w:line="400" w:lineRule="auto"/>
-        <w:ind w:left="240"/>
-      </w:pPr>
-      <w:r>
-        <w:rPr>
-          <w:b/>
-          <w:bCs/>
-          <w:color w:val="2C3E50"/>
-          <w:sz w:val="26"/>
-          <w:szCs w:val="26"/>
-        </w:rPr>
-        <w:t>无论你是哪种，愿你在自己的世界里，活得自在、活得精彩。</w:t>
-      </w:r>
-    </w:p>
-    <w:p>
-      <w:pPr>
-        <w:spacing w:before="200" w:after="320" w:line="400" w:lineRule="auto"/>
-      </w:pPr>
-      <w:r>
-        <w:rPr>
-          <w:i/>
-          <w:iCs/>
-          <w:sz w:val="24"/>
-          <w:szCs w:val="24"/>
-        </w:rPr>
-        <w:t>真正的成熟，不是失去表达欲，而是学会了选择表达的方式。</w:t>
+        <w:t>————</w:t>
       </w:r>
     </w:p>
     <w:p>
       <w:pPr>
         <w:spacing w:before="160" w:after="80"/>
-        <w:jc w:val="center"/>
-      </w:pPr>
-      <w:bookmarkStart w:id="0" w:name="_GoBack"/>
-      <w:bookmarkEnd w:id="0"/>
+        <w:jc w:val="both"/>
+      </w:pPr>
     </w:p>
     <w:sectPr>
       <w:pgSz w:w="11906" w:h="16838"/>
